--- a/flow/20230914_vu_template/drafts/2024-04-g/20-СБ-___.docx
+++ b/flow/20230914_vu_template/drafts/2024-04-g/20-СБ-___.docx
@@ -9450,6 +9450,32 @@
     </w:p>
     <w:p>
       <w:pPr>
+        <w:pStyle w:val="a"/>
+      </w:pPr>
+      <w:r>
+        <w:rPr>
+          <w:rFonts w:ascii="Times New Roman" w:hAnsi="Times New Roman"/>
+          <w:i/>
+          <w:color w:val="FF0000"/>
+          <w:sz w:val="24"/>
+        </w:rPr>
+        <w:t>Тропар (г. 8):</w:t>
+      </w:r>
+      <w:r>
+        <w:rPr>
+          <w:rFonts w:ascii="Times New Roman" w:hAnsi="Times New Roman"/>
+          <w:sz w:val="24"/>
+        </w:rPr>
+        <w:t xml:space="preserve"> Потоками сліз твоїх ти неродючу пустиню управив,* і з глибини зітханнями ти в трудах приніс стократні плоди,* і був ти світильником вселенної, сіяючи чудесами, Теодоре, отче наш.* Моли Христа Бога, щоб спаслися душі наші.</w:t>
+      </w:r>
+    </w:p>
+    <w:p>
+      <w:pPr>
+        <w:pStyle w:val="a"/>
+      </w:pPr>
+    </w:p>
+    <w:p>
+      <w:pPr>
         <w:pStyle w:val="Heading2"/>
         <w:spacing w:after="120" w:before="0" w:lineRule="auto"/>
         <w:jc w:val="center"/>
@@ -14483,6 +14509,32 @@
     </w:p>
     <w:p>
       <w:pPr>
+        <w:pStyle w:val="a"/>
+      </w:pPr>
+      <w:r>
+        <w:rPr>
+          <w:rFonts w:ascii="Times New Roman" w:hAnsi="Times New Roman"/>
+          <w:i/>
+          <w:color w:val="FF0000"/>
+          <w:sz w:val="24"/>
+        </w:rPr>
+        <w:t>Тропар (г. 8):</w:t>
+      </w:r>
+      <w:r>
+        <w:rPr>
+          <w:rFonts w:ascii="Times New Roman" w:hAnsi="Times New Roman"/>
+          <w:sz w:val="24"/>
+        </w:rPr>
+        <w:t xml:space="preserve"> Потоками сліз твоїх ти неродючу пустиню управив,* і з глибини зітханнями ти в трудах приніс стократні плоди,* і був ти світильником вселенної, сіяючи чудесами, Теодоре, отче наш.* Моли Христа Бога, щоб спаслися душі наші.</w:t>
+      </w:r>
+    </w:p>
+    <w:p>
+      <w:pPr>
+        <w:pStyle w:val="a"/>
+      </w:pPr>
+    </w:p>
+    <w:p>
+      <w:pPr>
         <w:pStyle w:val="Heading3"/>
         <w:spacing w:after="120" w:before="0" w:lineRule="auto"/>
         <w:jc w:val="center"/>
@@ -24752,6 +24804,32 @@
           <w:rtl w:val="0"/>
         </w:rPr>
       </w:r>
+    </w:p>
+    <w:p>
+      <w:pPr>
+        <w:pStyle w:val="a"/>
+      </w:pPr>
+      <w:r>
+        <w:rPr>
+          <w:rFonts w:ascii="Times New Roman" w:hAnsi="Times New Roman"/>
+          <w:i/>
+          <w:color w:val="FF0000"/>
+          <w:sz w:val="24"/>
+        </w:rPr>
+        <w:t>Тропар (г. 8):</w:t>
+      </w:r>
+      <w:r>
+        <w:rPr>
+          <w:rFonts w:ascii="Times New Roman" w:hAnsi="Times New Roman"/>
+          <w:sz w:val="24"/>
+        </w:rPr>
+        <w:t xml:space="preserve"> Потоками сліз твоїх ти неродючу пустиню управив,* і з глибини зітханнями ти в трудах приніс стократні плоди,* і був ти світильником вселенної, сіяючи чудесами, Теодоре, отче наш.* Моли Христа Бога, щоб спаслися душі наші.</w:t>
+      </w:r>
+    </w:p>
+    <w:p>
+      <w:pPr>
+        <w:pStyle w:val="a"/>
+      </w:pPr>
     </w:p>
     <w:p>
       <w:pPr>
